--- a/小野町_引継ぎ_整理済/09_骨子案/小野町高齢者保健福祉計画_第10期介護保険事業計画_骨子案_第3版_20260804.docx
+++ b/小野町_引継ぎ_整理済/09_骨子案/小野町高齢者保健福祉計画_第10期介護保険事業計画_骨子案_第3版_20260804.docx
@@ -5061,7 +5061,7 @@
               <w:rPr>
                 <w:sz w:val="19"/>
               </w:rPr>
-              <w:t>第1段階0.285（22,600円）、第2段階0.485（38,500円）、第3段階0.685（54,300円）、第4段階0.9（71,300円）</w:t>
+              <w:t>第1段階0.285（22,600円）、第2段階0.486（38,500円）、第3段階0.685（54,300円）、第4段階0.900（71,300円）。13段階</w:t>
             </w:r>
           </w:p>
         </w:tc>
@@ -5075,7 +5075,7 @@
               <w:rPr>
                 <w:sz w:val="19"/>
               </w:rPr>
-              <w:t>所得第1〜3段階の割合は28％</w:t>
+              <w:t>**所得第1〜3段階の割合は31.8％（1,094人／3,443人）。**年報 様式1 所得段階別の令和7年度末による</w:t>
             </w:r>
           </w:p>
         </w:tc>

--- a/小野町_引継ぎ_整理済/09_骨子案/小野町高齢者保健福祉計画_第10期介護保険事業計画_骨子案_第3版_20260804.docx
+++ b/小野町_引継ぎ_整理済/09_骨子案/小野町高齢者保健福祉計画_第10期介護保険事業計画_骨子案_第3版_20260804.docx
@@ -5061,7 +5061,7 @@
               <w:rPr>
                 <w:sz w:val="19"/>
               </w:rPr>
-              <w:t>第1段階0.285（22,600円）、第2段階0.486（38,500円）、第3段階0.685（54,300円）、第4段階0.900（71,300円）。13段階</w:t>
+              <w:t>第1段階0.285（22,600円）、第2段階0.485（38,500円）、第3段階0.685（54,300円）、第4段階0.900（71,300円）。13段階</w:t>
             </w:r>
           </w:p>
         </w:tc>

--- a/小野町_引継ぎ_整理済/09_骨子案/小野町高齢者保健福祉計画_第10期介護保険事業計画_骨子案_第3版_20260804.docx
+++ b/小野町_引継ぎ_整理済/09_骨子案/小野町高齢者保健福祉計画_第10期介護保険事業計画_骨子案_第3版_20260804.docx
@@ -1934,7 +1934,7 @@
               <w:rPr>
                 <w:sz w:val="19"/>
               </w:rPr>
-              <w:t>在宅受給率が12.2％→10.3％、在宅サービス利用率が59.3％→44.1％へ低下。居宅介護支援事業所は5→3。認定率は県内2位だが給付月額は県内中位</w:t>
+              <w:t>在宅受給率が12.2％→10.3％、在宅サービス利用率が59.3％→44.1％へ低下。居宅介護支援事業所は5→3。認定率は県内でも高い方にあるが給付月額は県内中位</w:t>
             </w:r>
           </w:p>
         </w:tc>
@@ -3116,7 +3116,7 @@
               <w:rPr>
                 <w:sz w:val="19"/>
               </w:rPr>
-              <w:t>**「認定と利用をつなぐ支援」を新設**。認定率は県内2位だが給付月額は県内中位であり、認定を受けてもサービス利用に至っていない層への対応を施策化する</w:t>
+              <w:t>**「認定と利用をつなぐ支援」を新設**。認定率は県内でも高い方にあるが給付月額は県内中位であり、認定を受けてもサービス利用に至っていない層への対応を施策化する</w:t>
             </w:r>
           </w:p>
         </w:tc>

--- a/小野町_引継ぎ_整理済/09_骨子案/小野町高齢者保健福祉計画_第10期介護保険事業計画_骨子案_第3版_20260804.docx
+++ b/小野町_引継ぎ_整理済/09_骨子案/小野町高齢者保健福祉計画_第10期介護保険事業計画_骨子案_第3版_20260804.docx
@@ -3947,7 +3947,7 @@
           <w:i/>
           <w:sz w:val="18"/>
         </w:rPr>
-        <w:t>※ 週1回以上の通いの場は平成27年度に3か所・56人があったのみで、平成28年度以降は0か所。月1回以上も令和元年度以降は1〜3か所にとどまる。県内の新地町（週1回以上15〜17％）と比較しても低水準であり、第10期は立ち上げそのものを施策として位置づける。なお、見える化システムに登録されていない町独自の取組がある可能性があるため、町の事業実績で実態を確認する。</w:t>
+        <w:t>※ 週1回以上の通いの場は平成27年度に3か所・56人があったのみで、平成28年度以降は0か所。月1回以上も令和元年度以降は1〜3か所にとどまる。県内59市町村の中では週1回以上の参加率が38位（中央値0.9％・最大15.3％）で、比較しても低水準であり、第10期は立ち上げそのものを施策として位置づける。なお、見える化システムに登録されていない町独自の取組がある可能性があるため、町の事業実績で実態を確認する。</w:t>
       </w:r>
     </w:p>
     <w:p>
